--- a/assets/interview-guide-template.docx
+++ b/assets/interview-guide-template.docx
@@ -44,7 +44,7 @@
           <w:color w:val="666666"/>
           <w:sz w:val="28"/>
         </w:rPr>
-        <w:t>{{PRODUCT_DESCRIPTION}}, рынок {{GEO}}</w:t>
+        <w:t>{{PRODUCT_DESCRIPTION}}, market {{GEO}}</w:t>
       </w:r>
     </w:p>
     <w:p>
@@ -59,7 +59,7 @@
           <w:color w:val="666666"/>
           <w:sz w:val="28"/>
         </w:rPr>
-        <w:t>Три сегмента интервью: {{SEGMENT_1}}, {{SEGMENT_2}}, {{SEGMENT_3}}</w:t>
+        <w:t>The three interview segments: {{SEGMENT_1}}, {{SEGMENT_2}}, {{SEGMENT_3}}</w:t>
       </w:r>
     </w:p>
     <w:p>
@@ -73,7 +73,7 @@
           <w:color w:val="666666"/>
           <w:sz w:val="28"/>
         </w:rPr>
-        <w:t>Подготовлено: Product Discovery для {{PROJECT_NAME}}</w:t>
+        <w:t>Prepared as part of Product Discovery for {{PROJECT_NAME}}</w:t>
       </w:r>
     </w:p>
     <w:p>
@@ -87,7 +87,7 @@
           <w:color w:val="666666"/>
           <w:sz w:val="28"/>
         </w:rPr>
-        <w:t>Дата: {{MONTH_YEAR}}</w:t>
+        <w:t>Date: {{MONTH_YEAR}}</w:t>
       </w:r>
     </w:p>
     <w:p>
@@ -106,7 +106,7 @@
       </w:pPr>
       <w:r>
         <w:rPr/>
-        <w:t>Как пользоваться гайдом</w:t>
+        <w:t>How to use this guide</w:t>
       </w:r>
     </w:p>
     <w:p>
@@ -116,7 +116,7 @@
       </w:pPr>
       <w:r>
         <w:rPr/>
-        <w:t>Этот гайд — рабочий инструмент для 30-минутных проблемных интервью с потенциальными клиентами {{PROJECT_NAME}}. Цель — валидировать боль, способ её решения и готовность платить до построения продукта или его локализации.</w:t>
+        <w:t>This guide is a working tool for 30-minute problem interviews with potential {{PROJECT_NAME}} customers. The goal is to validate the pain, how it is solved today and the willingness to pay, before building or localising the product.</w:t>
       </w:r>
     </w:p>
     <w:p>
@@ -126,7 +126,7 @@
       </w:pPr>
       <w:r>
         <w:rPr/>
-        <w:t>Три правила</w:t>
+        <w:t>Three rules</w:t>
       </w:r>
     </w:p>
     <w:p>
@@ -140,7 +140,7 @@
       </w:pPr>
       <w:r>
         <w:rPr/>
-        <w:t>Спрашивайте о прошлом опыте, не о будущих желаниях. «Расскажите о последнем случае, когда…» — сильнее, чем «Купили бы вы?»</w:t>
+        <w:t>Ask about past experience, not future wishes. "Tell me about the last time..." beats "Would you buy it?"</w:t>
       </w:r>
     </w:p>
     <w:p>
@@ -154,7 +154,7 @@
       </w:pPr>
       <w:r>
         <w:rPr/>
-        <w:t>Слушайте 80 процентов времени. Ваша задача — тянуть историю, не продавать.</w:t>
+        <w:t>Listen 80 per cent of the time. Your job is to draw out the story, not to sell.</w:t>
       </w:r>
     </w:p>
     <w:p>
@@ -168,7 +168,7 @@
       </w:pPr>
       <w:r>
         <w:rPr/>
-        <w:t>Пишите не то, что сказали, а то, что делают. Факты и цифры важнее мнений.</w:t>
+        <w:t>Write down what they do, not what they say. Facts and numbers beat opinions.</w:t>
       </w:r>
     </w:p>
     <w:p>
@@ -178,7 +178,7 @@
       </w:pPr>
       <w:r>
         <w:rPr/>
-        <w:t>Запрещённые вопросы</w:t>
+        <w:t>Questions that are off limits</w:t>
       </w:r>
     </w:p>
     <w:p>
@@ -192,7 +192,7 @@
       </w:pPr>
       <w:r>
         <w:rPr/>
-        <w:t>«Вы бы пользовались этим продуктом?» — гипотетика, бесполезный ответ.</w:t>
+        <w:t>"Would you use this product?" — hypothetical, and the answer is worthless.</w:t>
       </w:r>
     </w:p>
     <w:p>
@@ -206,7 +206,7 @@
       </w:pPr>
       <w:r>
         <w:rPr/>
-        <w:t>«Сколько вы готовы платить?» — заранее слишком рано.</w:t>
+        <w:t>"How much would you pay?" — far too early to ask.</w:t>
       </w:r>
     </w:p>
     <w:p>
@@ -220,7 +220,7 @@
       </w:pPr>
       <w:r>
         <w:rPr/>
-        <w:t>«Что важно в {{PRODUCT_CATEGORY}}?» — абстракция, ответы банальные.</w:t>
+        <w:t>"What matters in {{PRODUCT_CATEGORY}}?" — too abstract; the answers are platitudes.</w:t>
       </w:r>
     </w:p>
     <w:p>
@@ -230,7 +230,7 @@
       </w:pPr>
       <w:r>
         <w:rPr/>
-        <w:t>Что делать после интервью</w:t>
+        <w:t>What to do after the interview</w:t>
       </w:r>
     </w:p>
     <w:p>
@@ -244,7 +244,7 @@
       </w:pPr>
       <w:r>
         <w:rPr/>
-        <w:t>В течение 30 минут — заполнить таблицу инсайтов (в конце гайда).</w:t>
+        <w:t>Within 30 minutes, fill in the insight table at the end of this guide.</w:t>
       </w:r>
     </w:p>
     <w:p>
@@ -258,7 +258,7 @@
       </w:pPr>
       <w:r>
         <w:rPr/>
-        <w:t>Пересмотреть JTBD и карточки персон — обновить, если цифры отличаются.</w:t>
+        <w:t>Revisit the JTBD and the persona cards, and update them if the numbers differ.</w:t>
       </w:r>
     </w:p>
     <w:p>
@@ -272,7 +272,7 @@
       </w:pPr>
       <w:r>
         <w:rPr/>
-        <w:t>Зафиксировать прямые цитаты (exact wording) — это материал для pitch-deck.</w:t>
+        <w:t>Capture direct quotes in the respondent's exact wording — that is pitch-deck material.</w:t>
       </w:r>
     </w:p>
     <w:p>
@@ -286,7 +286,7 @@
       </w:pPr>
       <w:r>
         <w:rPr/>
-        <w:t>Паттерн подтверждён, когда 3+ респондентов озвучили одинаковую боль.</w:t>
+        <w:t>A pattern counts as confirmed once 3 or more respondents name the same pain.</w:t>
       </w:r>
     </w:p>
     <w:p>
@@ -296,7 +296,7 @@
       </w:pPr>
       <w:r>
         <w:rPr/>
-        <w:t>1. Согласие на запись и рекрутинг</w:t>
+        <w:t>1. Consent to recording, and recruiting</w:t>
       </w:r>
     </w:p>
     <w:p>
@@ -306,7 +306,7 @@
       </w:pPr>
       <w:r>
         <w:rPr/>
-        <w:t>Текст согласия (озвучить в начале интервью)</w:t>
+        <w:t>Consent text (read it out at the start)</w:t>
       </w:r>
     </w:p>
     <w:p>
@@ -316,7 +316,7 @@
       </w:pPr>
       <w:r>
         <w:rPr/>
-        <w:t>«Это интервью проводится в исследовательских целях для развития {{PROJECT_NAME}} — {{PRODUCT_DESCRIPTION}} для {{GEO}}. Займёт около 30 минут. Мы не продаём, цель — понять ваш контекст и текущие процессы. Разрешите записывать аудио для анализа? Запись не публикуется и используется только внутри команды исследования.»</w:t>
+        <w:t>"This interview is being conducted as research for {{PROJECT_NAME}} — {{PRODUCT_DESCRIPTION}} for {{GEO}}. It will take about 30 minutes. We are not selling anything; the goal is to understand your context and your current process. May I record the audio for analysis? The recording is not published and is used only inside the research team."</w:t>
       </w:r>
     </w:p>
     <w:p>
@@ -338,7 +338,7 @@
           <w:color w:val="888888"/>
           <w:sz w:val="20"/>
         </w:rPr>
-        <w:t>Замени на реальные условия проекта — компания, юрисдикция, сроки хранения данных.</w:t>
+        <w:t>Replace this with the project's real terms — company, jurisdiction, data retention period.</w:t>
       </w:r>
     </w:p>
     <w:p>
@@ -348,7 +348,7 @@
       </w:pPr>
       <w:r>
         <w:rPr/>
-        <w:t>Сообщения для рекрутинга респондентов</w:t>
+        <w:t>Recruiting messages for respondents</w:t>
       </w:r>
     </w:p>
     <w:p>
@@ -368,7 +368,7 @@
       </w:pPr>
       <w:r>
         <w:rPr/>
-        <w:t>Шаблон сообщения для сегмента 1. Фокус: professional network, personalized intro, ссылка на общий контекст (недавний регуляторный апдейт, рыночное событие). Пример формата: «Здравствуйте {{NAME}}, меня зовут ... Я изучаю, как {{AUDIENCE}} справляется с {{PAIN_POINT}}. 30 минут по видеосвязи — интересно?»</w:t>
+        <w:t>Message template for segment 1. Focus: professional network, a personalised intro, a reference to shared context (a recent regulatory update, a market event). Example: "Hello {{NAME}}, my name is ... I am researching how {{AUDIENCE}} deals with {{PAIN_POINT}}. Would 30 minutes on a video call be of interest?"</w:t>
       </w:r>
     </w:p>
     <w:p>
@@ -388,7 +388,7 @@
       </w:pPr>
       <w:r>
         <w:rPr/>
-        <w:t>Аналогично — персонализированный outreach через LinkedIn / email / профессиональные сообщества. Упоминай релевантный контекст — недавний шаг конкурента, регуляторное изменение.</w:t>
+        <w:t>The same again — personalised outreach through LinkedIn, email or professional communities. Mention relevant context: a competitor's recent move, a regulatory change.</w:t>
       </w:r>
     </w:p>
     <w:p>
@@ -408,7 +408,7 @@
       </w:pPr>
       <w:r>
         <w:rPr/>
-        <w:t>Если сегмент — B2C или retail, используй Telegram-сообщества, Reddit, профильные Discord. Предложи небольшой incentive ($10-20) за 20-30 минут.</w:t>
+        <w:t>For a B2C or retail segment, use Telegram communities, Reddit and topic-specific Discords. Offer a small incentive ($10-20) for 20-30 minutes.</w:t>
       </w:r>
     </w:p>
     <w:p>
@@ -418,7 +418,7 @@
       </w:pPr>
       <w:r>
         <w:rPr/>
-        <w:t>2. Гайд для {{SEGMENT_1}}</w:t>
+        <w:t>2. Guide for {{SEGMENT_1}}</w:t>
       </w:r>
     </w:p>
     <w:p>
@@ -440,7 +440,7 @@
           <w:color w:val="888888"/>
           <w:sz w:val="20"/>
         </w:rPr>
-        <w:t>Заполни 5-7 вопросов в каждом разделе ниже на основе Job Map сегмента 1 (задача 7 из Блока II). Используй story-based формат: «Расскажите о последнем случае…»</w:t>
+        <w:t>Fill in 5-7 questions in each section below from the Job Map for segment 1 (task 7 in block II). Use the story-based format: "Tell me about the last time..."</w:t>
       </w:r>
     </w:p>
     <w:p>
@@ -450,7 +450,7 @@
       </w:pPr>
       <w:r>
         <w:rPr/>
-        <w:t>Разогрев (2–3 минуты)</w:t>
+        <w:t>Warm-up (2-3 minutes)</w:t>
       </w:r>
     </w:p>
     <w:p>
@@ -460,7 +460,7 @@
       </w:pPr>
       <w:r>
         <w:rPr/>
-        <w:t>[Заполнить] 2–3 вопроса про роль, контекст, как выглядит типичный день. Цель — не про продукт, а про респондента. Без ответа на эти вопросы остальное интервью будет «в пустоту».</w:t>
+        <w:t>[To fill in] 2-3 questions about the role, the context, what a typical day looks like. This is about the respondent, not the product. Without these answers the rest of the interview has nothing to anchor to.</w:t>
       </w:r>
     </w:p>
     <w:p>
@@ -474,7 +474,7 @@
       </w:pPr>
       <w:r>
         <w:rPr/>
-        <w:t>Пример: Расскажите немного о своей роли в [{{SEGMENT_{idx}_CONTEXT}}]. С какими типами задач чаще всего сталкиваетесь?</w:t>
+        <w:t>Example: Tell me a little about your role in [{{SEGMENT_CONTEXT}}]. What kinds of task do you run into most often?</w:t>
       </w:r>
     </w:p>
     <w:p>
@@ -488,7 +488,7 @@
       </w:pPr>
       <w:r>
         <w:rPr/>
-        <w:t>Пример: Как изменилась ваша нагрузка за последний год?</w:t>
+        <w:t>Example: How has your workload changed over the past year?</w:t>
       </w:r>
     </w:p>
     <w:p>
@@ -498,7 +498,7 @@
       </w:pPr>
       <w:r>
         <w:rPr/>
-        <w:t>Story-based вопросы (8–10 минут)</w:t>
+        <w:t>Story-based questions (8-10 minutes)</w:t>
       </w:r>
     </w:p>
     <w:p>
@@ -520,7 +520,7 @@
           <w:color w:val="888888"/>
           <w:sz w:val="20"/>
         </w:rPr>
-        <w:t>Это КЛЮЧЕВАЯ часть. 4-5 вопросов. Каждый — про конкретный случай в прошлом.</w:t>
+        <w:t>This is the KEY section. 4-5 questions, each about a specific past event.</w:t>
       </w:r>
     </w:p>
     <w:p>
@@ -530,7 +530,7 @@
       </w:pPr>
       <w:r>
         <w:rPr/>
-        <w:t>[Заполнить] Вопросы-истории про топ-3 Jobs из Job Map. Формат: «Расскажите о последнем случае, когда [ситуация → задача]. Как вы её решали? Что было сложного?»</w:t>
+        <w:t>[To fill in] Story questions about the top 3 jobs from the Job Map. Format: "Tell me about the last time [situation → job]. How did you handle it? What was hard about it?"</w:t>
       </w:r>
     </w:p>
     <w:p>
@@ -544,7 +544,7 @@
       </w:pPr>
       <w:r>
         <w:rPr/>
-        <w:t>Пример: Расскажите о последнем случае, когда вы [делали ключевой Job]. Как вы справились?</w:t>
+        <w:t>Example: Tell me about the last time you [did the key job]. How did you manage it?</w:t>
       </w:r>
     </w:p>
     <w:p>
@@ -558,7 +558,7 @@
       </w:pPr>
       <w:r>
         <w:rPr/>
-        <w:t>Пример: Что было самым сложным? Сколько времени потратили?</w:t>
+        <w:t>Example: What was the hardest part? How much time did it take?</w:t>
       </w:r>
     </w:p>
     <w:p>
@@ -572,7 +572,7 @@
       </w:pPr>
       <w:r>
         <w:rPr/>
-        <w:t>Пример: Кто ещё был вовлечён в решение? Какой был результат?</w:t>
+        <w:t>Example: Who else was involved in the decision? What was the outcome?</w:t>
       </w:r>
     </w:p>
     <w:p>
@@ -582,7 +582,7 @@
       </w:pPr>
       <w:r>
         <w:rPr/>
-        <w:t>Текущие решения (5–7 минут)</w:t>
+        <w:t>Current solutions (5-7 minutes)</w:t>
       </w:r>
     </w:p>
     <w:p>
@@ -604,7 +604,7 @@
           <w:color w:val="888888"/>
           <w:sz w:val="20"/>
         </w:rPr>
-        <w:t>Какими tools / workflow пользуется сейчас. Важны конкретные названия, цены, годы использования.</w:t>
+        <w:t>Which tools and workflow they use today. Specific names, prices and years of use are what matter.</w:t>
       </w:r>
     </w:p>
     <w:p>
@@ -618,7 +618,7 @@
       </w:pPr>
       <w:r>
         <w:rPr/>
-        <w:t>Пример: Какими инструментами вы пользуетесь для [ключевая задача]?</w:t>
+        <w:t>Example: Which tools do you use for [the key job]?</w:t>
       </w:r>
     </w:p>
     <w:p>
@@ -632,7 +632,7 @@
       </w:pPr>
       <w:r>
         <w:rPr/>
-        <w:t>Пример: Если бы я не мог задать вопрос — как бы вы сами улучшили текущий процесс?</w:t>
+        <w:t>Example: If I could not ask you anything — how would you improve the current process yourself?</w:t>
       </w:r>
     </w:p>
     <w:p>
@@ -646,7 +646,7 @@
       </w:pPr>
       <w:r>
         <w:rPr/>
-        <w:t>Пример: Что бы вас заставило задуматься о переходе на другой инструмент?</w:t>
+        <w:t>Example: What would make you consider switching to a different tool?</w:t>
       </w:r>
     </w:p>
     <w:p>
@@ -656,7 +656,7 @@
       </w:pPr>
       <w:r>
         <w:rPr/>
-        <w:t>Проверка гипотез (7–10 минут)</w:t>
+        <w:t>Hypothesis testing (7-10 minutes)</w:t>
       </w:r>
     </w:p>
     <w:p>
@@ -678,7 +678,7 @@
           <w:color w:val="888888"/>
           <w:sz w:val="20"/>
         </w:rPr>
-        <w:t>Проверяем топ-3 рисковых гипотезы из Блока IV, задача 15. НЕ пересказывай гипотезы респонденту — формулируй как открытые вопросы.</w:t>
+        <w:t>Test the top 3 risky hypotheses from block IV, task 15. Do NOT recite the hypotheses to the respondent — turn them into open questions.</w:t>
       </w:r>
     </w:p>
     <w:p>
@@ -692,7 +692,7 @@
       </w:pPr>
       <w:r>
         <w:rPr/>
-        <w:t>Пример (H1 боль): Как вы оцениваете соотношение цены и ценности текущего [решения]?</w:t>
+        <w:t>Example (H1, pain): How do you rate the price-to-value of your current [solution]?</w:t>
       </w:r>
     </w:p>
     <w:p>
@@ -706,7 +706,7 @@
       </w:pPr>
       <w:r>
         <w:rPr/>
-        <w:t>Пример (H2 языка): Насколько тайский язык важен для вашей работы с инструментом?</w:t>
+        <w:t>Example (H2, localisation): How important is working in your own language with this kind of tool?</w:t>
       </w:r>
     </w:p>
     <w:p>
@@ -720,7 +720,7 @@
       </w:pPr>
       <w:r>
         <w:rPr/>
-        <w:t>Пример (H5 ценности): Что для вас важнее — [функция А] или [функция Б]? Почему?</w:t>
+        <w:t>Example (H5, value): Which matters more to you — [feature A] or [feature B]? Why?</w:t>
       </w:r>
     </w:p>
     <w:p>
@@ -730,7 +730,7 @@
       </w:pPr>
       <w:r>
         <w:rPr/>
-        <w:t>Закрытие (3 минуты)</w:t>
+        <w:t>Closing (3 minutes)</w:t>
       </w:r>
     </w:p>
     <w:p>
@@ -744,7 +744,7 @@
       </w:pPr>
       <w:r>
         <w:rPr/>
-        <w:t>Спасибо. Можно будет вернуться через 2-4 недели показать первый MVP?</w:t>
+        <w:t>Thank you. May I come back in 2-4 weeks to show you the first MVP?</w:t>
       </w:r>
     </w:p>
     <w:p>
@@ -758,7 +758,7 @@
       </w:pPr>
       <w:r>
         <w:rPr/>
-        <w:t>Кого ещё из ваших коллег / партнёров вы порекомендуете для интервью?</w:t>
+        <w:t>Which of your colleagues or partners would you recommend I interview?</w:t>
       </w:r>
     </w:p>
     <w:p>
@@ -768,7 +768,7 @@
       </w:pPr>
       <w:r>
         <w:rPr/>
-        <w:t>3. Гайд для {{SEGMENT_2}}</w:t>
+        <w:t>3. Guide for {{SEGMENT_2}}</w:t>
       </w:r>
     </w:p>
     <w:p>
@@ -790,7 +790,7 @@
           <w:color w:val="888888"/>
           <w:sz w:val="20"/>
         </w:rPr>
-        <w:t>Заполни 5-7 вопросов в каждом разделе ниже на основе Job Map сегмента 2 (задача 7 из Блока II). Используй story-based формат: «Расскажите о последнем случае…»</w:t>
+        <w:t>Fill in 5-7 questions in each section below from the Job Map for segment 2 (task 7 in block II). Use the story-based format: "Tell me about the last time..."</w:t>
       </w:r>
     </w:p>
     <w:p>
@@ -800,7 +800,7 @@
       </w:pPr>
       <w:r>
         <w:rPr/>
-        <w:t>Разогрев (2–3 минуты)</w:t>
+        <w:t>Warm-up (2-3 minutes)</w:t>
       </w:r>
     </w:p>
     <w:p>
@@ -810,7 +810,7 @@
       </w:pPr>
       <w:r>
         <w:rPr/>
-        <w:t>[Заполнить] 2–3 вопроса про роль, контекст, как выглядит типичный день. Цель — не про продукт, а про респондента. Без ответа на эти вопросы остальное интервью будет «в пустоту».</w:t>
+        <w:t>[To fill in] 2-3 questions about the role, the context, what a typical day looks like. This is about the respondent, not the product. Without these answers the rest of the interview has nothing to anchor to.</w:t>
       </w:r>
     </w:p>
     <w:p>
@@ -824,7 +824,7 @@
       </w:pPr>
       <w:r>
         <w:rPr/>
-        <w:t>Пример: Расскажите немного о своей роли в [{{SEGMENT_{idx}_CONTEXT}}]. С какими типами задач чаще всего сталкиваетесь?</w:t>
+        <w:t>Example: Tell me a little about your role in [{{SEGMENT_CONTEXT}}]. What kinds of task do you run into most often?</w:t>
       </w:r>
     </w:p>
     <w:p>
@@ -838,7 +838,7 @@
       </w:pPr>
       <w:r>
         <w:rPr/>
-        <w:t>Пример: Как изменилась ваша нагрузка за последний год?</w:t>
+        <w:t>Example: How has your workload changed over the past year?</w:t>
       </w:r>
     </w:p>
     <w:p>
@@ -848,7 +848,7 @@
       </w:pPr>
       <w:r>
         <w:rPr/>
-        <w:t>Story-based вопросы (8–10 минут)</w:t>
+        <w:t>Story-based questions (8-10 minutes)</w:t>
       </w:r>
     </w:p>
     <w:p>
@@ -870,7 +870,7 @@
           <w:color w:val="888888"/>
           <w:sz w:val="20"/>
         </w:rPr>
-        <w:t>Это КЛЮЧЕВАЯ часть. 4-5 вопросов. Каждый — про конкретный случай в прошлом.</w:t>
+        <w:t>This is the KEY section. 4-5 questions, each about a specific past event.</w:t>
       </w:r>
     </w:p>
     <w:p>
@@ -880,7 +880,7 @@
       </w:pPr>
       <w:r>
         <w:rPr/>
-        <w:t>[Заполнить] Вопросы-истории про топ-3 Jobs из Job Map. Формат: «Расскажите о последнем случае, когда [ситуация → задача]. Как вы её решали? Что было сложного?»</w:t>
+        <w:t>[To fill in] Story questions about the top 3 jobs from the Job Map. Format: "Tell me about the last time [situation → job]. How did you handle it? What was hard about it?"</w:t>
       </w:r>
     </w:p>
     <w:p>
@@ -894,7 +894,7 @@
       </w:pPr>
       <w:r>
         <w:rPr/>
-        <w:t>Пример: Расскажите о последнем случае, когда вы [делали ключевой Job]. Как вы справились?</w:t>
+        <w:t>Example: Tell me about the last time you [did the key job]. How did you manage it?</w:t>
       </w:r>
     </w:p>
     <w:p>
@@ -908,7 +908,7 @@
       </w:pPr>
       <w:r>
         <w:rPr/>
-        <w:t>Пример: Что было самым сложным? Сколько времени потратили?</w:t>
+        <w:t>Example: What was the hardest part? How much time did it take?</w:t>
       </w:r>
     </w:p>
     <w:p>
@@ -922,7 +922,7 @@
       </w:pPr>
       <w:r>
         <w:rPr/>
-        <w:t>Пример: Кто ещё был вовлечён в решение? Какой был результат?</w:t>
+        <w:t>Example: Who else was involved in the decision? What was the outcome?</w:t>
       </w:r>
     </w:p>
     <w:p>
@@ -932,7 +932,7 @@
       </w:pPr>
       <w:r>
         <w:rPr/>
-        <w:t>Текущие решения (5–7 минут)</w:t>
+        <w:t>Current solutions (5-7 minutes)</w:t>
       </w:r>
     </w:p>
     <w:p>
@@ -954,7 +954,7 @@
           <w:color w:val="888888"/>
           <w:sz w:val="20"/>
         </w:rPr>
-        <w:t>Какими tools / workflow пользуется сейчас. Важны конкретные названия, цены, годы использования.</w:t>
+        <w:t>Which tools and workflow they use today. Specific names, prices and years of use are what matter.</w:t>
       </w:r>
     </w:p>
     <w:p>
@@ -968,7 +968,7 @@
       </w:pPr>
       <w:r>
         <w:rPr/>
-        <w:t>Пример: Какими инструментами вы пользуетесь для [ключевая задача]?</w:t>
+        <w:t>Example: Which tools do you use for [the key job]?</w:t>
       </w:r>
     </w:p>
     <w:p>
@@ -982,7 +982,7 @@
       </w:pPr>
       <w:r>
         <w:rPr/>
-        <w:t>Пример: Если бы я не мог задать вопрос — как бы вы сами улучшили текущий процесс?</w:t>
+        <w:t>Example: If I could not ask you anything — how would you improve the current process yourself?</w:t>
       </w:r>
     </w:p>
     <w:p>
@@ -996,7 +996,7 @@
       </w:pPr>
       <w:r>
         <w:rPr/>
-        <w:t>Пример: Что бы вас заставило задуматься о переходе на другой инструмент?</w:t>
+        <w:t>Example: What would make you consider switching to a different tool?</w:t>
       </w:r>
     </w:p>
     <w:p>
@@ -1006,7 +1006,7 @@
       </w:pPr>
       <w:r>
         <w:rPr/>
-        <w:t>Проверка гипотез (7–10 минут)</w:t>
+        <w:t>Hypothesis testing (7-10 minutes)</w:t>
       </w:r>
     </w:p>
     <w:p>
@@ -1028,7 +1028,7 @@
           <w:color w:val="888888"/>
           <w:sz w:val="20"/>
         </w:rPr>
-        <w:t>Проверяем топ-3 рисковых гипотезы из Блока IV, задача 15. НЕ пересказывай гипотезы респонденту — формулируй как открытые вопросы.</w:t>
+        <w:t>Test the top 3 risky hypotheses from block IV, task 15. Do NOT recite the hypotheses to the respondent — turn them into open questions.</w:t>
       </w:r>
     </w:p>
     <w:p>
@@ -1042,7 +1042,7 @@
       </w:pPr>
       <w:r>
         <w:rPr/>
-        <w:t>Пример (H1 боль): Как вы оцениваете соотношение цены и ценности текущего [решения]?</w:t>
+        <w:t>Example (H1, pain): How do you rate the price-to-value of your current [solution]?</w:t>
       </w:r>
     </w:p>
     <w:p>
@@ -1056,7 +1056,7 @@
       </w:pPr>
       <w:r>
         <w:rPr/>
-        <w:t>Пример (H2 языка): Насколько тайский язык важен для вашей работы с инструментом?</w:t>
+        <w:t>Example (H2, localisation): How important is working in your own language with this kind of tool?</w:t>
       </w:r>
     </w:p>
     <w:p>
@@ -1070,7 +1070,7 @@
       </w:pPr>
       <w:r>
         <w:rPr/>
-        <w:t>Пример (H5 ценности): Что для вас важнее — [функция А] или [функция Б]? Почему?</w:t>
+        <w:t>Example (H5, value): Which matters more to you — [feature A] or [feature B]? Why?</w:t>
       </w:r>
     </w:p>
     <w:p>
@@ -1080,7 +1080,7 @@
       </w:pPr>
       <w:r>
         <w:rPr/>
-        <w:t>Закрытие (3 минуты)</w:t>
+        <w:t>Closing (3 minutes)</w:t>
       </w:r>
     </w:p>
     <w:p>
@@ -1094,7 +1094,7 @@
       </w:pPr>
       <w:r>
         <w:rPr/>
-        <w:t>Спасибо. Можно будет вернуться через 2-4 недели показать первый MVP?</w:t>
+        <w:t>Thank you. May I come back in 2-4 weeks to show you the first MVP?</w:t>
       </w:r>
     </w:p>
     <w:p>
@@ -1108,7 +1108,7 @@
       </w:pPr>
       <w:r>
         <w:rPr/>
-        <w:t>Кого ещё из ваших коллег / партнёров вы порекомендуете для интервью?</w:t>
+        <w:t>Which of your colleagues or partners would you recommend I interview?</w:t>
       </w:r>
     </w:p>
     <w:p>
@@ -1118,7 +1118,7 @@
       </w:pPr>
       <w:r>
         <w:rPr/>
-        <w:t>4. Гайд для {{SEGMENT_3}}</w:t>
+        <w:t>4. Guide for {{SEGMENT_3}}</w:t>
       </w:r>
     </w:p>
     <w:p>
@@ -1140,7 +1140,7 @@
           <w:color w:val="888888"/>
           <w:sz w:val="20"/>
         </w:rPr>
-        <w:t>Заполни 5-7 вопросов в каждом разделе ниже на основе Job Map сегмента 3 (задача 7 из Блока II). Используй story-based формат: «Расскажите о последнем случае…»</w:t>
+        <w:t>Fill in 5-7 questions in each section below from the Job Map for segment 3 (task 7 in block II). Use the story-based format: "Tell me about the last time..."</w:t>
       </w:r>
     </w:p>
     <w:p>
@@ -1150,7 +1150,7 @@
       </w:pPr>
       <w:r>
         <w:rPr/>
-        <w:t>Разогрев (2–3 минуты)</w:t>
+        <w:t>Warm-up (2-3 minutes)</w:t>
       </w:r>
     </w:p>
     <w:p>
@@ -1160,7 +1160,7 @@
       </w:pPr>
       <w:r>
         <w:rPr/>
-        <w:t>[Заполнить] 2–3 вопроса про роль, контекст, как выглядит типичный день. Цель — не про продукт, а про респондента. Без ответа на эти вопросы остальное интервью будет «в пустоту».</w:t>
+        <w:t>[To fill in] 2-3 questions about the role, the context, what a typical day looks like. This is about the respondent, not the product. Without these answers the rest of the interview has nothing to anchor to.</w:t>
       </w:r>
     </w:p>
     <w:p>
@@ -1174,7 +1174,7 @@
       </w:pPr>
       <w:r>
         <w:rPr/>
-        <w:t>Пример: Расскажите немного о своей роли в [{{SEGMENT_{idx}_CONTEXT}}]. С какими типами задач чаще всего сталкиваетесь?</w:t>
+        <w:t>Example: Tell me a little about your role in [{{SEGMENT_CONTEXT}}]. What kinds of task do you run into most often?</w:t>
       </w:r>
     </w:p>
     <w:p>
@@ -1188,7 +1188,7 @@
       </w:pPr>
       <w:r>
         <w:rPr/>
-        <w:t>Пример: Как изменилась ваша нагрузка за последний год?</w:t>
+        <w:t>Example: How has your workload changed over the past year?</w:t>
       </w:r>
     </w:p>
     <w:p>
@@ -1198,7 +1198,7 @@
       </w:pPr>
       <w:r>
         <w:rPr/>
-        <w:t>Story-based вопросы (8–10 минут)</w:t>
+        <w:t>Story-based questions (8-10 minutes)</w:t>
       </w:r>
     </w:p>
     <w:p>
@@ -1220,7 +1220,7 @@
           <w:color w:val="888888"/>
           <w:sz w:val="20"/>
         </w:rPr>
-        <w:t>Это КЛЮЧЕВАЯ часть. 4-5 вопросов. Каждый — про конкретный случай в прошлом.</w:t>
+        <w:t>This is the KEY section. 4-5 questions, each about a specific past event.</w:t>
       </w:r>
     </w:p>
     <w:p>
@@ -1230,7 +1230,7 @@
       </w:pPr>
       <w:r>
         <w:rPr/>
-        <w:t>[Заполнить] Вопросы-истории про топ-3 Jobs из Job Map. Формат: «Расскажите о последнем случае, когда [ситуация → задача]. Как вы её решали? Что было сложного?»</w:t>
+        <w:t>[To fill in] Story questions about the top 3 jobs from the Job Map. Format: "Tell me about the last time [situation → job]. How did you handle it? What was hard about it?"</w:t>
       </w:r>
     </w:p>
     <w:p>
@@ -1244,7 +1244,7 @@
       </w:pPr>
       <w:r>
         <w:rPr/>
-        <w:t>Пример: Расскажите о последнем случае, когда вы [делали ключевой Job]. Как вы справились?</w:t>
+        <w:t>Example: Tell me about the last time you [did the key job]. How did you manage it?</w:t>
       </w:r>
     </w:p>
     <w:p>
@@ -1258,7 +1258,7 @@
       </w:pPr>
       <w:r>
         <w:rPr/>
-        <w:t>Пример: Что было самым сложным? Сколько времени потратили?</w:t>
+        <w:t>Example: What was the hardest part? How much time did it take?</w:t>
       </w:r>
     </w:p>
     <w:p>
@@ -1272,7 +1272,7 @@
       </w:pPr>
       <w:r>
         <w:rPr/>
-        <w:t>Пример: Кто ещё был вовлечён в решение? Какой был результат?</w:t>
+        <w:t>Example: Who else was involved in the decision? What was the outcome?</w:t>
       </w:r>
     </w:p>
     <w:p>
@@ -1282,7 +1282,7 @@
       </w:pPr>
       <w:r>
         <w:rPr/>
-        <w:t>Текущие решения (5–7 минут)</w:t>
+        <w:t>Current solutions (5-7 minutes)</w:t>
       </w:r>
     </w:p>
     <w:p>
@@ -1304,7 +1304,7 @@
           <w:color w:val="888888"/>
           <w:sz w:val="20"/>
         </w:rPr>
-        <w:t>Какими tools / workflow пользуется сейчас. Важны конкретные названия, цены, годы использования.</w:t>
+        <w:t>Which tools and workflow they use today. Specific names, prices and years of use are what matter.</w:t>
       </w:r>
     </w:p>
     <w:p>
@@ -1318,7 +1318,7 @@
       </w:pPr>
       <w:r>
         <w:rPr/>
-        <w:t>Пример: Какими инструментами вы пользуетесь для [ключевая задача]?</w:t>
+        <w:t>Example: Which tools do you use for [the key job]?</w:t>
       </w:r>
     </w:p>
     <w:p>
@@ -1332,7 +1332,7 @@
       </w:pPr>
       <w:r>
         <w:rPr/>
-        <w:t>Пример: Если бы я не мог задать вопрос — как бы вы сами улучшили текущий процесс?</w:t>
+        <w:t>Example: If I could not ask you anything — how would you improve the current process yourself?</w:t>
       </w:r>
     </w:p>
     <w:p>
@@ -1346,7 +1346,7 @@
       </w:pPr>
       <w:r>
         <w:rPr/>
-        <w:t>Пример: Что бы вас заставило задуматься о переходе на другой инструмент?</w:t>
+        <w:t>Example: What would make you consider switching to a different tool?</w:t>
       </w:r>
     </w:p>
     <w:p>
@@ -1356,7 +1356,7 @@
       </w:pPr>
       <w:r>
         <w:rPr/>
-        <w:t>Проверка гипотез (7–10 минут)</w:t>
+        <w:t>Hypothesis testing (7-10 minutes)</w:t>
       </w:r>
     </w:p>
     <w:p>
@@ -1378,7 +1378,7 @@
           <w:color w:val="888888"/>
           <w:sz w:val="20"/>
         </w:rPr>
-        <w:t>Проверяем топ-3 рисковых гипотезы из Блока IV, задача 15. НЕ пересказывай гипотезы респонденту — формулируй как открытые вопросы.</w:t>
+        <w:t>Test the top 3 risky hypotheses from block IV, task 15. Do NOT recite the hypotheses to the respondent — turn them into open questions.</w:t>
       </w:r>
     </w:p>
     <w:p>
@@ -1392,7 +1392,7 @@
       </w:pPr>
       <w:r>
         <w:rPr/>
-        <w:t>Пример (H1 боль): Как вы оцениваете соотношение цены и ценности текущего [решения]?</w:t>
+        <w:t>Example (H1, pain): How do you rate the price-to-value of your current [solution]?</w:t>
       </w:r>
     </w:p>
     <w:p>
@@ -1406,7 +1406,7 @@
       </w:pPr>
       <w:r>
         <w:rPr/>
-        <w:t>Пример (H2 языка): Насколько тайский язык важен для вашей работы с инструментом?</w:t>
+        <w:t>Example (H2, localisation): How important is working in your own language with this kind of tool?</w:t>
       </w:r>
     </w:p>
     <w:p>
@@ -1420,7 +1420,7 @@
       </w:pPr>
       <w:r>
         <w:rPr/>
-        <w:t>Пример (H5 ценности): Что для вас важнее — [функция А] или [функция Б]? Почему?</w:t>
+        <w:t>Example (H5, value): Which matters more to you — [feature A] or [feature B]? Why?</w:t>
       </w:r>
     </w:p>
     <w:p>
@@ -1430,7 +1430,7 @@
       </w:pPr>
       <w:r>
         <w:rPr/>
-        <w:t>Закрытие (3 минуты)</w:t>
+        <w:t>Closing (3 minutes)</w:t>
       </w:r>
     </w:p>
     <w:p>
@@ -1444,7 +1444,7 @@
       </w:pPr>
       <w:r>
         <w:rPr/>
-        <w:t>Спасибо. Можно будет вернуться через 2-4 недели показать первый MVP?</w:t>
+        <w:t>Thank you. May I come back in 2-4 weeks to show you the first MVP?</w:t>
       </w:r>
     </w:p>
     <w:p>
@@ -1458,7 +1458,7 @@
       </w:pPr>
       <w:r>
         <w:rPr/>
-        <w:t>Кого ещё из ваших коллег / партнёров вы порекомендуете для интервью?</w:t>
+        <w:t>Which of your colleagues or partners would you recommend I interview?</w:t>
       </w:r>
     </w:p>
     <w:p>
@@ -1468,7 +1468,7 @@
       </w:pPr>
       <w:r>
         <w:rPr/>
-        <w:t>5. Таблица инсайтов (заполнять после каждого интервью)</w:t>
+        <w:t>5. Insight table (fill it in after every interview)</w:t>
       </w:r>
     </w:p>
     <w:p>
@@ -1478,7 +1478,7 @@
       </w:pPr>
       <w:r>
         <w:rPr/>
-        <w:t>Дублируйте эту таблицу для каждого нового респондента. Через 5+ интервью сводите паттерны в сводной таблице.</w:t>
+        <w:t>Duplicate this table for each new respondent. After 5 or more interviews, roll the patterns up into a summary table.</w:t>
       </w:r>
     </w:p>
     <w:tbl>
@@ -1533,7 +1533,7 @@
                 <w:szCs w:val="22"/>
                 <w:lang w:val="en-US" w:eastAsia="en-US" w:bidi="ar-SA"/>
               </w:rPr>
-              <w:t>Респондент</w:t>
+              <w:t>Respondent</w:t>
             </w:r>
           </w:p>
         </w:tc>
@@ -1568,7 +1568,7 @@
                 <w:szCs w:val="22"/>
                 <w:lang w:val="en-US" w:eastAsia="en-US" w:bidi="ar-SA"/>
               </w:rPr>
-              <w:t>[Имя-архетип, роль, компания]</w:t>
+              <w:t>[Archetype name, role, company]</w:t>
             </w:r>
           </w:p>
         </w:tc>
@@ -1605,7 +1605,7 @@
                 <w:szCs w:val="22"/>
                 <w:lang w:val="en-US" w:eastAsia="en-US" w:bidi="ar-SA"/>
               </w:rPr>
-              <w:t>Сегмент</w:t>
+              <w:t>Segment</w:t>
             </w:r>
           </w:p>
         </w:tc>
@@ -1671,7 +1671,7 @@
                 <w:szCs w:val="22"/>
                 <w:lang w:val="en-US" w:eastAsia="en-US" w:bidi="ar-SA"/>
               </w:rPr>
-              <w:t>Дата</w:t>
+              <w:t>Date</w:t>
             </w:r>
           </w:p>
         </w:tc>
@@ -1736,7 +1736,7 @@
                 <w:szCs w:val="22"/>
                 <w:lang w:val="en-US" w:eastAsia="en-US" w:bidi="ar-SA"/>
               </w:rPr>
-              <w:t>Ключевой Job</w:t>
+              <w:t>The key job</w:t>
             </w:r>
           </w:p>
         </w:tc>
@@ -1766,7 +1766,7 @@
                 <w:szCs w:val="22"/>
                 <w:lang w:val="en-US" w:eastAsia="en-US" w:bidi="ar-SA"/>
               </w:rPr>
-              <w:t>Из Job Map</w:t>
+              <w:t>From the Job Map</w:t>
             </w:r>
           </w:p>
         </w:tc>
@@ -1802,7 +1802,7 @@
                 <w:szCs w:val="22"/>
                 <w:lang w:val="en-US" w:eastAsia="en-US" w:bidi="ar-SA"/>
               </w:rPr>
-              <w:t>Главная боль</w:t>
+              <w:t>Main pain</w:t>
             </w:r>
           </w:p>
         </w:tc>
@@ -1831,7 +1831,7 @@
                 <w:szCs w:val="22"/>
                 <w:lang w:val="en-US" w:eastAsia="en-US" w:bidi="ar-SA"/>
               </w:rPr>
-              <w:t>Словами респондента, прямая цитата</w:t>
+              <w:t>In the respondent's own words, a direct quote</w:t>
             </w:r>
           </w:p>
         </w:tc>
@@ -1868,7 +1868,7 @@
                 <w:szCs w:val="22"/>
                 <w:lang w:val="en-US" w:eastAsia="en-US" w:bidi="ar-SA"/>
               </w:rPr>
-              <w:t>Текущее решение</w:t>
+              <w:t>Current solution</w:t>
             </w:r>
           </w:p>
         </w:tc>
@@ -1898,7 +1898,7 @@
                 <w:szCs w:val="22"/>
                 <w:lang w:val="en-US" w:eastAsia="en-US" w:bidi="ar-SA"/>
               </w:rPr>
-              <w:t>Конкретные tools и workflow</w:t>
+              <w:t>Specific tools and workflow</w:t>
             </w:r>
           </w:p>
         </w:tc>
@@ -1934,7 +1934,7 @@
                 <w:szCs w:val="22"/>
                 <w:lang w:val="en-US" w:eastAsia="en-US" w:bidi="ar-SA"/>
               </w:rPr>
-              <w:t>Цитата (exact wording)</w:t>
+              <w:t>Quote (exact wording)</w:t>
             </w:r>
           </w:p>
         </w:tc>
@@ -1963,7 +1963,7 @@
                 <w:szCs w:val="22"/>
                 <w:lang w:val="en-US" w:eastAsia="en-US" w:bidi="ar-SA"/>
               </w:rPr>
-              <w:t>Для pitch-deck</w:t>
+              <w:t>For the pitch deck</w:t>
             </w:r>
           </w:p>
         </w:tc>
@@ -2000,7 +2000,7 @@
                 <w:szCs w:val="22"/>
                 <w:lang w:val="en-US" w:eastAsia="en-US" w:bidi="ar-SA"/>
               </w:rPr>
-              <w:t>Подтверждена гипотеза?</w:t>
+              <w:t>Hypothesis confirmed?</w:t>
             </w:r>
           </w:p>
         </w:tc>
@@ -2030,7 +2030,7 @@
                 <w:szCs w:val="22"/>
                 <w:lang w:val="en-US" w:eastAsia="en-US" w:bidi="ar-SA"/>
               </w:rPr>
-              <w:t>H1 / H2 / H3 — подтверждена / опровергнута / требует уточнения</w:t>
+              <w:t>H1 / H2 / H3 — confirmed / refuted / needs more evidence</w:t>
             </w:r>
           </w:p>
         </w:tc>
@@ -2066,7 +2066,7 @@
                 <w:szCs w:val="22"/>
                 <w:lang w:val="en-US" w:eastAsia="en-US" w:bidi="ar-SA"/>
               </w:rPr>
-              <w:t>Следующий шаг</w:t>
+              <w:t>Next step</w:t>
             </w:r>
           </w:p>
         </w:tc>
@@ -2162,7 +2162,7 @@
                 <w:szCs w:val="22"/>
                 <w:lang w:val="en-US" w:eastAsia="en-US" w:bidi="ar-SA"/>
               </w:rPr>
-              <w:t>Пересчитать OS по Outcomes</w:t>
+              <w:t>Recalculate the OS per outcome</w:t>
             </w:r>
           </w:p>
         </w:tc>
@@ -2184,7 +2184,7 @@
       </w:pPr>
       <w:r>
         <w:rPr/>
-        <w:t>Формат синтеза после 5+ интервью</w:t>
+        <w:t>How to synthesise after 5 or more interviews</w:t>
       </w:r>
     </w:p>
     <w:p>
@@ -2194,7 +2194,7 @@
       </w:pPr>
       <w:r>
         <w:rPr/>
-        <w:t>После каждых 5 интервью делай сводку: паттерны (топ-3 боли, упомянутые 3+ респондентами), противоречия, неожиданные инсайты. Если паттерн подтверждён 5/7 и более — фиксируем как верифицированную боль.</w:t>
+        <w:t>After every 5 interviews, write a summary: patterns (the top 3 pains named by 3 or more respondents), contradictions, unexpected insights. A pattern confirmed by 5 of 7 or more counts as a verified pain.</w:t>
       </w:r>
     </w:p>
     <w:p>
@@ -2204,7 +2204,7 @@
       </w:pPr>
       <w:r>
         <w:rPr/>
-        <w:t>6. Красные флаги интервью</w:t>
+        <w:t>6. Interview red flags</w:t>
       </w:r>
     </w:p>
     <w:p>
@@ -2214,7 +2214,7 @@
       </w:pPr>
       <w:r>
         <w:rPr/>
-        <w:t>Эти сигналы говорят, что гипотеза, которую мы валидируем, не работает. Если наберётся 3+ интервью с такими сигналами — пора пересматривать гипотезу.</w:t>
+        <w:t>These signals mean the hypothesis under test is not holding. Once 3 or more interviews carry them, it is time to revisit the hypothesis.</w:t>
       </w:r>
     </w:p>
     <w:p>
@@ -2228,7 +2228,7 @@
       </w:r>
       <w:r>
         <w:rPr/>
-        <w:t>Боль не подтверждена</w:t>
+        <w:t>The pain is not confirmed</w:t>
       </w:r>
     </w:p>
     <w:p>
@@ -2242,7 +2242,7 @@
       </w:pPr>
       <w:r>
         <w:rPr/>
-        <w:t>Респондент не может вспомнить конкретный кейс — говорит общими словами «конечно, это важно».</w:t>
+        <w:t>The respondent cannot recall a specific case and speaks in generalities: "of course this matters".</w:t>
       </w:r>
     </w:p>
     <w:p>
@@ -2256,7 +2256,7 @@
       </w:pPr>
       <w:r>
         <w:rPr/>
-        <w:t>Вопросы про прошлое возвращаются ответами про будущее («было бы классно, если бы…»).</w:t>
+        <w:t>Questions about the past come back as answers about the future ("it would be great if...").</w:t>
       </w:r>
     </w:p>
     <w:p>
@@ -2270,7 +2270,7 @@
       </w:pPr>
       <w:r>
         <w:rPr/>
-        <w:t>Никогда не пытался решить эту проблему — значит, она не болит.</w:t>
+        <w:t>They have never tried to solve the problem — so it does not hurt.</w:t>
       </w:r>
     </w:p>
     <w:p>
@@ -2284,7 +2284,7 @@
       </w:r>
       <w:r>
         <w:rPr/>
-        <w:t>Слишком вежливые ответы</w:t>
+        <w:t>Answers that are too polite</w:t>
       </w:r>
     </w:p>
     <w:p>
@@ -2298,7 +2298,7 @@
       </w:pPr>
       <w:r>
         <w:rPr/>
-        <w:t>«Да, интересно», «классно», «я бы попробовал» — это вежливость, а не мнение. Проверяй: «А сколько времени вы на это тратите сейчас?»</w:t>
+        <w:t>"Yes, interesting", "nice", "I would try it" is politeness, not an opinion. Test it: "How much time do you spend on this today?"</w:t>
       </w:r>
     </w:p>
     <w:p>
@@ -2312,7 +2312,7 @@
       </w:pPr>
       <w:r>
         <w:rPr/>
-        <w:t>Отвечает на всё положительно — но через минуту признаётся, что проблема маленькая.</w:t>
+        <w:t>They agree with everything, then admit a minute later that the problem is minor.</w:t>
       </w:r>
     </w:p>
     <w:p>
@@ -2326,7 +2326,7 @@
       </w:r>
       <w:r>
         <w:rPr/>
-        <w:t>Выход из целевой аудитории</w:t>
+        <w:t>Out of the target audience</w:t>
       </w:r>
     </w:p>
     <w:p>
@@ -2340,7 +2340,7 @@
       </w:pPr>
       <w:r>
         <w:rPr/>
-        <w:t>В начале разговора выясняется, что респондент не совсем из ICP — ответы будут нерелевантны, но интересны. Не трать полный час.</w:t>
+        <w:t>Early in the call it turns out the respondent is not quite in the ICP — the answers will be interesting but irrelevant. Do not spend a full hour.</w:t>
       </w:r>
     </w:p>
     <w:p>
@@ -2354,7 +2354,7 @@
       </w:pPr>
       <w:r>
         <w:rPr/>
-        <w:t>Запиши как «out of ICP» в таблицу — может пригодиться для смежного сегмента позже.</w:t>
+        <w:t>Record them as "out of ICP" in the table — they may be useful for an adjacent segment later.</w:t>
       </w:r>
     </w:p>
     <w:p>
@@ -2368,7 +2368,7 @@
       </w:r>
       <w:r>
         <w:rPr/>
-        <w:t>Ответы звучат «слишком красиво»</w:t>
+        <w:t>The answers sound too polished</w:t>
       </w:r>
     </w:p>
     <w:p>
@@ -2382,7 +2382,7 @@
       </w:pPr>
       <w:r>
         <w:rPr/>
-        <w:t>Респондент начинает продавать себя / свой проект, отвечает готовыми формулами.</w:t>
+        <w:t>The respondent starts pitching themselves or their project and answers in stock phrases.</w:t>
       </w:r>
     </w:p>
     <w:p>
@@ -2396,7 +2396,7 @@
       </w:pPr>
       <w:r>
         <w:rPr/>
-        <w:t>Просит рассказать про продукт — значит, ему интересно продать свои услуги. Аккуратно верни разговор к его болям.</w:t>
+        <w:t>They ask you to describe the product — which means they want to sell you their own service. Steer the conversation back to their pains.</w:t>
       </w:r>
     </w:p>
     <w:p>
@@ -2406,7 +2406,7 @@
       </w:pPr>
       <w:r>
         <w:rPr/>
-        <w:t>7. Шпаргалка по контексту рынка</w:t>
+        <w:t>7. Market context cheat sheet</w:t>
       </w:r>
     </w:p>
     <w:p>
@@ -2428,7 +2428,7 @@
           <w:color w:val="888888"/>
           <w:sz w:val="20"/>
         </w:rPr>
-        <w:t>Заполни 5-10 ключевых фактов для быстрой подготовки интервьюера. Источник: Блок I (рынок, тренды, PESTEL) и Блок III (стратегия, конкуренты). Даты, имена, цифры — критичны, если респондент ссылается на свежий рыночный контекст.</w:t>
+        <w:t>Fill in 5-10 key facts so the interviewer can prepare quickly. Source: block I (market, trends, PESTEL) and block III (strategy, competitors). Dates, names and numbers matter when a respondent refers to recent market events.</w:t>
       </w:r>
     </w:p>
     <w:p>
@@ -2438,7 +2438,7 @@
       </w:pPr>
       <w:r>
         <w:rPr/>
-        <w:t>Ключевые регуляторные факты</w:t>
+        <w:t>Key regulatory facts</w:t>
       </w:r>
     </w:p>
     <w:p>
@@ -2452,7 +2452,7 @@
       </w:pPr>
       <w:r>
         <w:rPr/>
-        <w:t>[Заполнить на основе Задачи 6 PESTEL]</w:t>
+        <w:t>[To fill in from task 6, PESTEL]</w:t>
       </w:r>
     </w:p>
     <w:p>
@@ -2466,7 +2466,7 @@
       </w:pPr>
       <w:r>
         <w:rPr/>
-        <w:t>[Заполнить на основе Задачи 6 PESTEL]</w:t>
+        <w:t>[To fill in from task 6, PESTEL]</w:t>
       </w:r>
     </w:p>
     <w:p>
@@ -2480,7 +2480,7 @@
       </w:pPr>
       <w:r>
         <w:rPr/>
-        <w:t>[Заполнить на основе Задачи 6 PESTEL]</w:t>
+        <w:t>[To fill in from task 6, PESTEL]</w:t>
       </w:r>
     </w:p>
     <w:p>
@@ -2490,7 +2490,7 @@
       </w:pPr>
       <w:r>
         <w:rPr/>
-        <w:t>Конкурентный ландшафт</w:t>
+        <w:t>Competitive landscape</w:t>
       </w:r>
     </w:p>
     <w:p>
@@ -2504,7 +2504,7 @@
       </w:pPr>
       <w:r>
         <w:rPr/>
-        <w:t>[Заполнить на основе Задачи 3 Конкуренты + 4 Ключевой конкурент]</w:t>
+        <w:t>[To fill in from task 3, competitors, and task 4, key competitor]</w:t>
       </w:r>
     </w:p>
     <w:p>
@@ -2518,7 +2518,7 @@
       </w:pPr>
       <w:r>
         <w:rPr/>
-        <w:t>[Заполнить на основе Задачи 3 Конкуренты + 4 Ключевой конкурент]</w:t>
+        <w:t>[To fill in from task 3, competitors, and task 4, key competitor]</w:t>
       </w:r>
     </w:p>
     <w:p>
@@ -2532,7 +2532,7 @@
       </w:pPr>
       <w:r>
         <w:rPr/>
-        <w:t>[Заполнить на основе Задачи 3 Конкуренты + 4 Ключевой конкурент]</w:t>
+        <w:t>[To fill in from task 3, competitors, and task 4, key competitor]</w:t>
       </w:r>
     </w:p>
     <w:p>
@@ -2542,7 +2542,7 @@
       </w:pPr>
       <w:r>
         <w:rPr/>
-        <w:t>Ключевые рыночные тренды</w:t>
+        <w:t>Key market trends</w:t>
       </w:r>
     </w:p>
     <w:p>
@@ -2556,7 +2556,7 @@
       </w:pPr>
       <w:r>
         <w:rPr/>
-        <w:t>[Заполнить на основе Задачи 2 Тренды]</w:t>
+        <w:t>[To fill in from task 2, trends]</w:t>
       </w:r>
     </w:p>
     <w:p>
@@ -2570,7 +2570,7 @@
       </w:pPr>
       <w:r>
         <w:rPr/>
-        <w:t>[Заполнить на основе Задачи 2 Тренды]</w:t>
+        <w:t>[To fill in from task 2, trends]</w:t>
       </w:r>
     </w:p>
     <w:p>
@@ -2586,7 +2586,7 @@
       </w:pPr>
       <w:r>
         <w:rPr/>
-        <w:t>[Заполнить на основе Задачи 2 Тренды]</w:t>
+        <w:t>[To fill in from task 2, trends]</w:t>
       </w:r>
     </w:p>
     <w:sectPr>
